--- a/evaluaciones/trabajos/3-Avance 1 - Bickell, Campos, Kiessling, Mancilla, Nuñez.docx
+++ b/evaluaciones/trabajos/3-Avance 1 - Bickell, Campos, Kiessling, Mancilla, Nuñez.docx
@@ -698,74 +698,30 @@
           <w:szCs w:val="24"/>
           <w:highlight w:val="white"/>
         </w:rPr>
-        <w:t xml:space="preserve">Gabriela </w:t>
-      </w:r>
-      <w:proofErr w:type="spellStart"/>
-      <w:r>
-        <w:rPr>
-          <w:rFonts w:ascii="Calibri" w:eastAsia="Calibri" w:hAnsi="Calibri" w:cs="Calibri"/>
-          <w:color w:val="1D1C1D"/>
-          <w:sz w:val="24"/>
-          <w:szCs w:val="24"/>
-          <w:highlight w:val="white"/>
-        </w:rPr>
-        <w:t>Bickell</w:t>
-      </w:r>
-      <w:proofErr w:type="spellEnd"/>
-      <w:r>
-        <w:rPr>
-          <w:rFonts w:ascii="Calibri" w:eastAsia="Calibri" w:hAnsi="Calibri" w:cs="Calibri"/>
-          <w:color w:val="1D1C1D"/>
-          <w:sz w:val="24"/>
-          <w:szCs w:val="24"/>
-          <w:highlight w:val="white"/>
-        </w:rPr>
-        <w:t>: 10:30</w:t>
-      </w:r>
-    </w:p>
-    <w:p>
-      <w:pPr>
-        <w:spacing w:line="240" w:lineRule="auto"/>
-        <w:jc w:val="both"/>
-        <w:rPr>
-          <w:rFonts w:ascii="Calibri" w:eastAsia="Calibri" w:hAnsi="Calibri" w:cs="Calibri"/>
-          <w:color w:val="1D1C1D"/>
-          <w:sz w:val="24"/>
-          <w:szCs w:val="24"/>
-          <w:highlight w:val="white"/>
-        </w:rPr>
-      </w:pPr>
-      <w:r>
-        <w:rPr>
-          <w:rFonts w:ascii="Calibri" w:eastAsia="Calibri" w:hAnsi="Calibri" w:cs="Calibri"/>
-          <w:color w:val="1D1C1D"/>
-          <w:sz w:val="24"/>
-          <w:szCs w:val="24"/>
-          <w:highlight w:val="white"/>
-        </w:rPr>
-        <w:t xml:space="preserve">Juan </w:t>
-      </w:r>
-      <w:proofErr w:type="spellStart"/>
-      <w:r>
-        <w:rPr>
-          <w:rFonts w:ascii="Calibri" w:eastAsia="Calibri" w:hAnsi="Calibri" w:cs="Calibri"/>
-          <w:color w:val="1D1C1D"/>
-          <w:sz w:val="24"/>
-          <w:szCs w:val="24"/>
-          <w:highlight w:val="white"/>
-        </w:rPr>
-        <w:t>Kiessling</w:t>
-      </w:r>
-      <w:proofErr w:type="spellEnd"/>
-      <w:r>
-        <w:rPr>
-          <w:rFonts w:ascii="Calibri" w:eastAsia="Calibri" w:hAnsi="Calibri" w:cs="Calibri"/>
-          <w:color w:val="1D1C1D"/>
-          <w:sz w:val="24"/>
-          <w:szCs w:val="24"/>
-          <w:highlight w:val="white"/>
-        </w:rPr>
-        <w:t>: 45:45</w:t>
+        <w:t>Gabriela Bickell: 10:30</w:t>
+      </w:r>
+    </w:p>
+    <w:p>
+      <w:pPr>
+        <w:spacing w:line="240" w:lineRule="auto"/>
+        <w:jc w:val="both"/>
+        <w:rPr>
+          <w:rFonts w:ascii="Calibri" w:eastAsia="Calibri" w:hAnsi="Calibri" w:cs="Calibri"/>
+          <w:color w:val="1D1C1D"/>
+          <w:sz w:val="24"/>
+          <w:szCs w:val="24"/>
+          <w:highlight w:val="white"/>
+        </w:rPr>
+      </w:pPr>
+      <w:r>
+        <w:rPr>
+          <w:rFonts w:ascii="Calibri" w:eastAsia="Calibri" w:hAnsi="Calibri" w:cs="Calibri"/>
+          <w:color w:val="1D1C1D"/>
+          <w:sz w:val="24"/>
+          <w:szCs w:val="24"/>
+          <w:highlight w:val="white"/>
+        </w:rPr>
+        <w:t>Juan Kiessling: 45:45</w:t>
       </w:r>
     </w:p>
     <w:p>
@@ -834,29 +790,7 @@
           <w:szCs w:val="24"/>
           <w:highlight w:val="white"/>
         </w:rPr>
-        <w:t xml:space="preserve">Josefina </w:t>
-      </w:r>
-      <w:proofErr w:type="spellStart"/>
-      <w:r>
-        <w:rPr>
-          <w:rFonts w:ascii="Calibri" w:eastAsia="Calibri" w:hAnsi="Calibri" w:cs="Calibri"/>
-          <w:color w:val="1D1C1D"/>
-          <w:sz w:val="24"/>
-          <w:szCs w:val="24"/>
-          <w:highlight w:val="white"/>
-        </w:rPr>
-        <w:t>Nuñez</w:t>
-      </w:r>
-      <w:proofErr w:type="spellEnd"/>
-      <w:r>
-        <w:rPr>
-          <w:rFonts w:ascii="Calibri" w:eastAsia="Calibri" w:hAnsi="Calibri" w:cs="Calibri"/>
-          <w:color w:val="1D1C1D"/>
-          <w:sz w:val="24"/>
-          <w:szCs w:val="24"/>
-          <w:highlight w:val="white"/>
-        </w:rPr>
-        <w:t>:  10:00</w:t>
+        <w:t>Josefina Nuñez:  10:00</w:t>
       </w:r>
     </w:p>
     <w:p>
@@ -1163,29 +1097,7 @@
           <w:szCs w:val="24"/>
           <w:highlight w:val="white"/>
         </w:rPr>
-        <w:t xml:space="preserve">Respecto de la pregunta RS_06, la pregunta en sí misma apunta a una respuesta de sí o no, más que de si es que es positivo o negativo. Si es que me hacen la misma pregunta sin alternativas yo respondería sí o no, además la afectación puede ser negativa o positiva, por ejemplo, me mantiene en contacto con mis amigos, lo que es positivo, pero matizada quizás podríamos sacar algunas cosas negativas al respecto, por lo que la pregunta no está bien planteada en relación a las alternativas y el concepto de negativo-positivo es un poco complicado en este caso. Creo que más que muy negativo o muy positivo debería ser una respuesta de sí o no, quizás preguntar por cómo afecta la forma en que plantea sus relaciones interpersonales, o si es que afecta negativa o positivamente la forma en que “yo” planteo mis relaciones interpersonales, si es que facilita, o complica la forma de relacionarse, lo que daría un buen </w:t>
-      </w:r>
-      <w:proofErr w:type="spellStart"/>
-      <w:r>
-        <w:rPr>
-          <w:rFonts w:ascii="Calibri" w:eastAsia="Calibri" w:hAnsi="Calibri" w:cs="Calibri"/>
-          <w:color w:val="1D1C1D"/>
-          <w:sz w:val="24"/>
-          <w:szCs w:val="24"/>
-          <w:highlight w:val="white"/>
-        </w:rPr>
-        <w:t>pacing</w:t>
-      </w:r>
-      <w:proofErr w:type="spellEnd"/>
-      <w:r>
-        <w:rPr>
-          <w:rFonts w:ascii="Calibri" w:eastAsia="Calibri" w:hAnsi="Calibri" w:cs="Calibri"/>
-          <w:color w:val="1D1C1D"/>
-          <w:sz w:val="24"/>
-          <w:szCs w:val="24"/>
-          <w:highlight w:val="white"/>
-        </w:rPr>
-        <w:t xml:space="preserve"> para la pregunta RS_07, teniendo mucho que ver con el bienestar social-emocional. </w:t>
+        <w:t xml:space="preserve">Respecto de la pregunta RS_06, la pregunta en sí misma apunta a una respuesta de sí o no, más que de si es que es positivo o negativo. Si es que me hacen la misma pregunta sin alternativas yo respondería sí o no, además la afectación puede ser negativa o positiva, por ejemplo, me mantiene en contacto con mis amigos, lo que es positivo, pero matizada quizás podríamos sacar algunas cosas negativas al respecto, por lo que la pregunta no está bien planteada en relación a las alternativas y el concepto de negativo-positivo es un poco complicado en este caso. Creo que más que muy negativo o muy positivo debería ser una respuesta de sí o no, quizás preguntar por cómo afecta la forma en que plantea sus relaciones interpersonales, o si es que afecta negativa o positivamente la forma en que “yo” planteo mis relaciones interpersonales, si es que facilita, o complica la forma de relacionarse, lo que daría un buen pacing para la pregunta RS_07, teniendo mucho que ver con el bienestar social-emocional. </w:t>
       </w:r>
     </w:p>
     <w:p>
@@ -1209,29 +1121,7 @@
           <w:szCs w:val="24"/>
           <w:highlight w:val="white"/>
         </w:rPr>
-        <w:t xml:space="preserve">Creo que las preguntas deberían ser más descriptivas en algunos casos. Si bien al principio se </w:t>
-      </w:r>
-      <w:proofErr w:type="spellStart"/>
-      <w:r>
-        <w:rPr>
-          <w:rFonts w:ascii="Calibri" w:eastAsia="Calibri" w:hAnsi="Calibri" w:cs="Calibri"/>
-          <w:color w:val="1D1C1D"/>
-          <w:sz w:val="24"/>
-          <w:szCs w:val="24"/>
-          <w:highlight w:val="white"/>
-        </w:rPr>
-        <w:t>víncula</w:t>
-      </w:r>
-      <w:proofErr w:type="spellEnd"/>
-      <w:r>
-        <w:rPr>
-          <w:rFonts w:ascii="Calibri" w:eastAsia="Calibri" w:hAnsi="Calibri" w:cs="Calibri"/>
-          <w:color w:val="1D1C1D"/>
-          <w:sz w:val="24"/>
-          <w:szCs w:val="24"/>
-          <w:highlight w:val="white"/>
-        </w:rPr>
-        <w:t xml:space="preserve"> ésta con la salud mental e impacto de las redes sociales y el tiempo, aparecen otros conceptos como la vida cotidiana, el uso (hay gente que debe usarlas para trabajar también), fundamentar el vínculo entre esto y los síntomas físicos, que la verdad aparece de la nada, concepto relaciones interpersonales, vida real (complicado hablando de RRSS), también se habla sobre la desconexión de las redes sociales y se apunta a que prescindir de estas es un cambio positivo, pero eso es un sesgo, ya que la verdad no sabemos si es que a algunos le hacen bien o si es que son fundamentales para la salud mental de algunas personas, el concepto de concentración-atención, etc.</w:t>
+        <w:t>Creo que las preguntas deberían ser más descriptivas en algunos casos. Si bien al principio se víncula ésta con la salud mental e impacto de las redes sociales y el tiempo, aparecen otros conceptos como la vida cotidiana, el uso (hay gente que debe usarlas para trabajar también), fundamentar el vínculo entre esto y los síntomas físicos, que la verdad aparece de la nada, concepto relaciones interpersonales, vida real (complicado hablando de RRSS), también se habla sobre la desconexión de las redes sociales y se apunta a que prescindir de estas es un cambio positivo, pero eso es un sesgo, ya que la verdad no sabemos si es que a algunos le hacen bien o si es que son fundamentales para la salud mental de algunas personas, el concepto de concentración-atención, etc.</w:t>
       </w:r>
     </w:p>
     <w:p>
@@ -1438,51 +1328,7 @@
           <w:szCs w:val="24"/>
           <w:highlight w:val="white"/>
         </w:rPr>
-        <w:t xml:space="preserve">Buenas alternativas, claras y bien pensadas. Sin </w:t>
-      </w:r>
-      <w:proofErr w:type="gramStart"/>
-      <w:r>
-        <w:rPr>
-          <w:rFonts w:ascii="Calibri" w:eastAsia="Calibri" w:hAnsi="Calibri" w:cs="Calibri"/>
-          <w:color w:val="1D1C1D"/>
-          <w:sz w:val="24"/>
-          <w:szCs w:val="24"/>
-          <w:highlight w:val="white"/>
-        </w:rPr>
-        <w:t>embargo</w:t>
-      </w:r>
-      <w:proofErr w:type="gramEnd"/>
-      <w:r>
-        <w:rPr>
-          <w:rFonts w:ascii="Calibri" w:eastAsia="Calibri" w:hAnsi="Calibri" w:cs="Calibri"/>
-          <w:color w:val="1D1C1D"/>
-          <w:sz w:val="24"/>
-          <w:szCs w:val="24"/>
-          <w:highlight w:val="white"/>
-        </w:rPr>
-        <w:t xml:space="preserve"> la pregunta PM_06 debería especificar a qué tipo de eventos se refiere, si bien es </w:t>
-      </w:r>
-      <w:proofErr w:type="spellStart"/>
-      <w:r>
-        <w:rPr>
-          <w:rFonts w:ascii="Calibri" w:eastAsia="Calibri" w:hAnsi="Calibri" w:cs="Calibri"/>
-          <w:color w:val="1D1C1D"/>
-          <w:sz w:val="24"/>
-          <w:szCs w:val="24"/>
-          <w:highlight w:val="white"/>
-        </w:rPr>
-        <w:t>perogrullo</w:t>
-      </w:r>
-      <w:proofErr w:type="spellEnd"/>
-      <w:r>
-        <w:rPr>
-          <w:rFonts w:ascii="Calibri" w:eastAsia="Calibri" w:hAnsi="Calibri" w:cs="Calibri"/>
-          <w:color w:val="1D1C1D"/>
-          <w:sz w:val="24"/>
-          <w:szCs w:val="24"/>
-          <w:highlight w:val="white"/>
-        </w:rPr>
-        <w:t xml:space="preserve"> dado que la encuesta trata de música, no está de más, ya que cualquiera puede responder respecto a eventos en general.</w:t>
+        <w:t>Buenas alternativas, claras y bien pensadas. Sin embargo la pregunta PM_06 debería especificar a qué tipo de eventos se refiere, si bien es perogrullo dado que la encuesta trata de música, no está de más, ya que cualquiera puede responder respecto a eventos en general.</w:t>
       </w:r>
     </w:p>
     <w:p>
@@ -1558,29 +1404,7 @@
           <w:szCs w:val="24"/>
           <w:highlight w:val="white"/>
         </w:rPr>
-        <w:t xml:space="preserve">Esta parte es interesante porque trata sobre algo cotidiano y personal. sin embargo, hay algunas cosas que podrían mejorar, hay muchas preguntas, y no logre saber cuál era la finalidad de este cuestionario no </w:t>
-      </w:r>
-      <w:proofErr w:type="spellStart"/>
-      <w:r>
-        <w:rPr>
-          <w:rFonts w:ascii="Calibri" w:eastAsia="Calibri" w:hAnsi="Calibri" w:cs="Calibri"/>
-          <w:color w:val="1D1C1D"/>
-          <w:sz w:val="24"/>
-          <w:szCs w:val="24"/>
-          <w:highlight w:val="white"/>
-        </w:rPr>
-        <w:t>sabia</w:t>
-      </w:r>
-      <w:proofErr w:type="spellEnd"/>
-      <w:r>
-        <w:rPr>
-          <w:rFonts w:ascii="Calibri" w:eastAsia="Calibri" w:hAnsi="Calibri" w:cs="Calibri"/>
-          <w:color w:val="1D1C1D"/>
-          <w:sz w:val="24"/>
-          <w:szCs w:val="24"/>
-          <w:highlight w:val="white"/>
-        </w:rPr>
-        <w:t xml:space="preserve"> a que querían llegar</w:t>
+        <w:t>Esta parte es interesante porque trata sobre algo cotidiano y personal. sin embargo, hay algunas cosas que podrían mejorar, hay muchas preguntas, y no logre saber cuál era la finalidad de este cuestionario no sabia a que querían llegar</w:t>
       </w:r>
     </w:p>
     <w:p>
@@ -1702,29 +1526,7 @@
           <w:szCs w:val="24"/>
           <w:highlight w:val="white"/>
         </w:rPr>
-        <w:t xml:space="preserve"> lo que el estudiantado…” </w:t>
-      </w:r>
-      <w:proofErr w:type="gramStart"/>
-      <w:r>
-        <w:rPr>
-          <w:rFonts w:ascii="Calibri" w:eastAsia="Calibri" w:hAnsi="Calibri" w:cs="Calibri"/>
-          <w:color w:val="202124"/>
-          <w:sz w:val="24"/>
-          <w:szCs w:val="24"/>
-          <w:highlight w:val="white"/>
-        </w:rPr>
-        <w:t>Además</w:t>
-      </w:r>
-      <w:proofErr w:type="gramEnd"/>
-      <w:r>
-        <w:rPr>
-          <w:rFonts w:ascii="Calibri" w:eastAsia="Calibri" w:hAnsi="Calibri" w:cs="Calibri"/>
-          <w:color w:val="202124"/>
-          <w:sz w:val="24"/>
-          <w:szCs w:val="24"/>
-          <w:highlight w:val="white"/>
-        </w:rPr>
-        <w:t xml:space="preserve"> son más de 10 preguntas. </w:t>
+        <w:t xml:space="preserve"> lo que el estudiantado…” Además son más de 10 preguntas. </w:t>
       </w:r>
     </w:p>
     <w:p>
@@ -1941,29 +1743,7 @@
           <w:szCs w:val="24"/>
           <w:highlight w:val="white"/>
         </w:rPr>
-        <w:t xml:space="preserve">Es un tema muy importante y está bien tratado.  las preguntas son claras, respetuosas y van al punto. como sugerencia, se podrían incluir preguntas sobre el acceso a información o servicios de salud. También sería útil preguntar cómo toman decisiones en temas relacionados con su salud sexual. </w:t>
-      </w:r>
-      <w:proofErr w:type="gramStart"/>
-      <w:r>
-        <w:rPr>
-          <w:rFonts w:ascii="Calibri" w:eastAsia="Calibri" w:hAnsi="Calibri" w:cs="Calibri"/>
-          <w:color w:val="1D1C1D"/>
-          <w:sz w:val="24"/>
-          <w:szCs w:val="24"/>
-          <w:highlight w:val="white"/>
-        </w:rPr>
-        <w:t>el orden de las preguntas también se pueden</w:t>
-      </w:r>
-      <w:proofErr w:type="gramEnd"/>
-      <w:r>
-        <w:rPr>
-          <w:rFonts w:ascii="Calibri" w:eastAsia="Calibri" w:hAnsi="Calibri" w:cs="Calibri"/>
-          <w:color w:val="1D1C1D"/>
-          <w:sz w:val="24"/>
-          <w:szCs w:val="24"/>
-          <w:highlight w:val="white"/>
-        </w:rPr>
-        <w:t xml:space="preserve"> revisar un poco para que puedan seguir una secuencia más lógica</w:t>
+        <w:t>Es un tema muy importante y está bien tratado.  las preguntas son claras, respetuosas y van al punto. como sugerencia, se podrían incluir preguntas sobre el acceso a información o servicios de salud. También sería útil preguntar cómo toman decisiones en temas relacionados con su salud sexual. el orden de las preguntas también se pueden revisar un poco para que puedan seguir una secuencia más lógica</w:t>
       </w:r>
     </w:p>
     <w:p>
@@ -2503,7 +2283,6 @@
           <w:lang w:val="en-US"/>
         </w:rPr>
       </w:pPr>
-      <w:proofErr w:type="spellStart"/>
       <w:r>
         <w:rPr>
           <w:rFonts w:ascii="Calibri" w:eastAsia="Calibri" w:hAnsi="Calibri" w:cs="Calibri"/>
@@ -2512,62 +2291,7 @@
           <w:highlight w:val="white"/>
           <w:lang w:val="en-US"/>
         </w:rPr>
-        <w:t>Mañana</w:t>
-      </w:r>
-      <w:proofErr w:type="spellEnd"/>
-      <w:r>
-        <w:rPr>
-          <w:rFonts w:ascii="Calibri" w:eastAsia="Calibri" w:hAnsi="Calibri" w:cs="Calibri"/>
-          <w:sz w:val="24"/>
-          <w:szCs w:val="24"/>
-          <w:highlight w:val="white"/>
-          <w:lang w:val="en-US"/>
-        </w:rPr>
-        <w:t xml:space="preserve"> (6:00 </w:t>
-      </w:r>
-      <w:proofErr w:type="spellStart"/>
-      <w:r>
-        <w:rPr>
-          <w:rFonts w:ascii="Calibri" w:eastAsia="Calibri" w:hAnsi="Calibri" w:cs="Calibri"/>
-          <w:sz w:val="24"/>
-          <w:szCs w:val="24"/>
-          <w:highlight w:val="white"/>
-          <w:lang w:val="en-US"/>
-        </w:rPr>
-        <w:t>a.m</w:t>
-      </w:r>
-      <w:proofErr w:type="spellEnd"/>
-      <w:r>
-        <w:rPr>
-          <w:rFonts w:ascii="Calibri" w:eastAsia="Calibri" w:hAnsi="Calibri" w:cs="Calibri"/>
-          <w:sz w:val="24"/>
-          <w:szCs w:val="24"/>
-          <w:highlight w:val="white"/>
-          <w:lang w:val="en-US"/>
-        </w:rPr>
-        <w:t xml:space="preserve"> - 12:00 </w:t>
-      </w:r>
-      <w:proofErr w:type="spellStart"/>
-      <w:r>
-        <w:rPr>
-          <w:rFonts w:ascii="Calibri" w:eastAsia="Calibri" w:hAnsi="Calibri" w:cs="Calibri"/>
-          <w:sz w:val="24"/>
-          <w:szCs w:val="24"/>
-          <w:highlight w:val="white"/>
-          <w:lang w:val="en-US"/>
-        </w:rPr>
-        <w:t>p.m</w:t>
-      </w:r>
-      <w:proofErr w:type="spellEnd"/>
-      <w:r>
-        <w:rPr>
-          <w:rFonts w:ascii="Calibri" w:eastAsia="Calibri" w:hAnsi="Calibri" w:cs="Calibri"/>
-          <w:sz w:val="24"/>
-          <w:szCs w:val="24"/>
-          <w:highlight w:val="white"/>
-          <w:lang w:val="en-US"/>
-        </w:rPr>
-        <w:t>)</w:t>
+        <w:t>Mañana (6:00 a.m - 12:00 p.m)</w:t>
       </w:r>
     </w:p>
     <w:p>
@@ -2592,47 +2316,7 @@
           <w:szCs w:val="24"/>
           <w:highlight w:val="white"/>
         </w:rPr>
-        <w:t xml:space="preserve">Tarde (12:01 </w:t>
-      </w:r>
-      <w:proofErr w:type="spellStart"/>
-      <w:r>
-        <w:rPr>
-          <w:rFonts w:ascii="Calibri" w:eastAsia="Calibri" w:hAnsi="Calibri" w:cs="Calibri"/>
-          <w:sz w:val="24"/>
-          <w:szCs w:val="24"/>
-          <w:highlight w:val="white"/>
-        </w:rPr>
-        <w:t>p.m</w:t>
-      </w:r>
-      <w:proofErr w:type="spellEnd"/>
-      <w:r>
-        <w:rPr>
-          <w:rFonts w:ascii="Calibri" w:eastAsia="Calibri" w:hAnsi="Calibri" w:cs="Calibri"/>
-          <w:sz w:val="24"/>
-          <w:szCs w:val="24"/>
-          <w:highlight w:val="white"/>
-        </w:rPr>
-        <w:t xml:space="preserve"> - 18:00 </w:t>
-      </w:r>
-      <w:proofErr w:type="spellStart"/>
-      <w:r>
-        <w:rPr>
-          <w:rFonts w:ascii="Calibri" w:eastAsia="Calibri" w:hAnsi="Calibri" w:cs="Calibri"/>
-          <w:sz w:val="24"/>
-          <w:szCs w:val="24"/>
-          <w:highlight w:val="white"/>
-        </w:rPr>
-        <w:t>p.m</w:t>
-      </w:r>
-      <w:proofErr w:type="spellEnd"/>
-      <w:r>
-        <w:rPr>
-          <w:rFonts w:ascii="Calibri" w:eastAsia="Calibri" w:hAnsi="Calibri" w:cs="Calibri"/>
-          <w:sz w:val="24"/>
-          <w:szCs w:val="24"/>
-          <w:highlight w:val="white"/>
-        </w:rPr>
-        <w:t>)</w:t>
+        <w:t>Tarde (12:01 p.m - 18:00 p.m)</w:t>
       </w:r>
     </w:p>
     <w:p>
@@ -2657,47 +2341,7 @@
           <w:szCs w:val="24"/>
           <w:highlight w:val="white"/>
         </w:rPr>
-        <w:t xml:space="preserve">Tarde-noche (18:01 </w:t>
-      </w:r>
-      <w:proofErr w:type="spellStart"/>
-      <w:r>
-        <w:rPr>
-          <w:rFonts w:ascii="Calibri" w:eastAsia="Calibri" w:hAnsi="Calibri" w:cs="Calibri"/>
-          <w:sz w:val="24"/>
-          <w:szCs w:val="24"/>
-          <w:highlight w:val="white"/>
-        </w:rPr>
-        <w:t>p.m</w:t>
-      </w:r>
-      <w:proofErr w:type="spellEnd"/>
-      <w:r>
-        <w:rPr>
-          <w:rFonts w:ascii="Calibri" w:eastAsia="Calibri" w:hAnsi="Calibri" w:cs="Calibri"/>
-          <w:sz w:val="24"/>
-          <w:szCs w:val="24"/>
-          <w:highlight w:val="white"/>
-        </w:rPr>
-        <w:t xml:space="preserve"> - 20:30 </w:t>
-      </w:r>
-      <w:proofErr w:type="spellStart"/>
-      <w:r>
-        <w:rPr>
-          <w:rFonts w:ascii="Calibri" w:eastAsia="Calibri" w:hAnsi="Calibri" w:cs="Calibri"/>
-          <w:sz w:val="24"/>
-          <w:szCs w:val="24"/>
-          <w:highlight w:val="white"/>
-        </w:rPr>
-        <w:t>p.m</w:t>
-      </w:r>
-      <w:proofErr w:type="spellEnd"/>
-      <w:r>
-        <w:rPr>
-          <w:rFonts w:ascii="Calibri" w:eastAsia="Calibri" w:hAnsi="Calibri" w:cs="Calibri"/>
-          <w:sz w:val="24"/>
-          <w:szCs w:val="24"/>
-          <w:highlight w:val="white"/>
-        </w:rPr>
-        <w:t xml:space="preserve">) </w:t>
+        <w:t xml:space="preserve">Tarde-noche (18:01 p.m - 20:30 p.m) </w:t>
       </w:r>
     </w:p>
     <w:p>
@@ -2722,47 +2366,7 @@
           <w:szCs w:val="24"/>
           <w:highlight w:val="white"/>
         </w:rPr>
-        <w:t xml:space="preserve">Noche (20:31 </w:t>
-      </w:r>
-      <w:proofErr w:type="spellStart"/>
-      <w:r>
-        <w:rPr>
-          <w:rFonts w:ascii="Calibri" w:eastAsia="Calibri" w:hAnsi="Calibri" w:cs="Calibri"/>
-          <w:sz w:val="24"/>
-          <w:szCs w:val="24"/>
-          <w:highlight w:val="white"/>
-        </w:rPr>
-        <w:t>p.m</w:t>
-      </w:r>
-      <w:proofErr w:type="spellEnd"/>
-      <w:r>
-        <w:rPr>
-          <w:rFonts w:ascii="Calibri" w:eastAsia="Calibri" w:hAnsi="Calibri" w:cs="Calibri"/>
-          <w:sz w:val="24"/>
-          <w:szCs w:val="24"/>
-          <w:highlight w:val="white"/>
-        </w:rPr>
-        <w:t xml:space="preserve"> - 05:59 </w:t>
-      </w:r>
-      <w:proofErr w:type="spellStart"/>
-      <w:r>
-        <w:rPr>
-          <w:rFonts w:ascii="Calibri" w:eastAsia="Calibri" w:hAnsi="Calibri" w:cs="Calibri"/>
-          <w:sz w:val="24"/>
-          <w:szCs w:val="24"/>
-          <w:highlight w:val="white"/>
-        </w:rPr>
-        <w:t>a.m</w:t>
-      </w:r>
-      <w:proofErr w:type="spellEnd"/>
-      <w:r>
-        <w:rPr>
-          <w:rFonts w:ascii="Calibri" w:eastAsia="Calibri" w:hAnsi="Calibri" w:cs="Calibri"/>
-          <w:sz w:val="24"/>
-          <w:szCs w:val="24"/>
-          <w:highlight w:val="white"/>
-        </w:rPr>
-        <w:t xml:space="preserve">) </w:t>
+        <w:t xml:space="preserve">Noche (20:31 p.m - 05:59 a.m) </w:t>
       </w:r>
     </w:p>
     <w:p>
@@ -4076,169 +3680,49 @@
           <w:szCs w:val="24"/>
           <w:highlight w:val="white"/>
         </w:rPr>
-        <w:t xml:space="preserve">Mañana (6:00 </w:t>
-      </w:r>
-      <w:proofErr w:type="spellStart"/>
-      <w:r>
-        <w:rPr>
-          <w:rFonts w:ascii="Calibri" w:eastAsia="Calibri" w:hAnsi="Calibri" w:cs="Calibri"/>
-          <w:sz w:val="24"/>
-          <w:szCs w:val="24"/>
-          <w:highlight w:val="white"/>
-        </w:rPr>
-        <w:t>a.m</w:t>
-      </w:r>
-      <w:proofErr w:type="spellEnd"/>
-      <w:r>
-        <w:rPr>
-          <w:rFonts w:ascii="Calibri" w:eastAsia="Calibri" w:hAnsi="Calibri" w:cs="Calibri"/>
-          <w:sz w:val="24"/>
-          <w:szCs w:val="24"/>
-          <w:highlight w:val="white"/>
-        </w:rPr>
-        <w:t xml:space="preserve"> - 12:00 </w:t>
-      </w:r>
-      <w:proofErr w:type="spellStart"/>
-      <w:r>
-        <w:rPr>
-          <w:rFonts w:ascii="Calibri" w:eastAsia="Calibri" w:hAnsi="Calibri" w:cs="Calibri"/>
-          <w:sz w:val="24"/>
-          <w:szCs w:val="24"/>
-          <w:highlight w:val="white"/>
-        </w:rPr>
-        <w:t>p.m</w:t>
-      </w:r>
-      <w:proofErr w:type="spellEnd"/>
-      <w:r>
-        <w:rPr>
-          <w:rFonts w:ascii="Calibri" w:eastAsia="Calibri" w:hAnsi="Calibri" w:cs="Calibri"/>
-          <w:sz w:val="24"/>
-          <w:szCs w:val="24"/>
-          <w:highlight w:val="white"/>
-        </w:rPr>
-        <w:t>) =4 puntos</w:t>
-      </w:r>
-    </w:p>
-    <w:p>
-      <w:pPr>
-        <w:spacing w:before="240" w:line="240" w:lineRule="auto"/>
-        <w:jc w:val="both"/>
-        <w:rPr>
-          <w:rFonts w:ascii="Calibri" w:eastAsia="Calibri" w:hAnsi="Calibri" w:cs="Calibri"/>
-          <w:sz w:val="24"/>
-          <w:szCs w:val="24"/>
-          <w:highlight w:val="white"/>
-        </w:rPr>
-      </w:pPr>
-      <w:r>
-        <w:rPr>
-          <w:rFonts w:ascii="Calibri" w:eastAsia="Calibri" w:hAnsi="Calibri" w:cs="Calibri"/>
-          <w:sz w:val="24"/>
-          <w:szCs w:val="24"/>
-          <w:highlight w:val="white"/>
-        </w:rPr>
-        <w:t xml:space="preserve">Tarde (12:01 </w:t>
-      </w:r>
-      <w:proofErr w:type="spellStart"/>
-      <w:r>
-        <w:rPr>
-          <w:rFonts w:ascii="Calibri" w:eastAsia="Calibri" w:hAnsi="Calibri" w:cs="Calibri"/>
-          <w:sz w:val="24"/>
-          <w:szCs w:val="24"/>
-          <w:highlight w:val="white"/>
-        </w:rPr>
-        <w:t>p.m</w:t>
-      </w:r>
-      <w:proofErr w:type="spellEnd"/>
-      <w:r>
-        <w:rPr>
-          <w:rFonts w:ascii="Calibri" w:eastAsia="Calibri" w:hAnsi="Calibri" w:cs="Calibri"/>
-          <w:sz w:val="24"/>
-          <w:szCs w:val="24"/>
-          <w:highlight w:val="white"/>
-        </w:rPr>
-        <w:t xml:space="preserve"> - 18:00 </w:t>
-      </w:r>
-      <w:proofErr w:type="spellStart"/>
-      <w:r>
-        <w:rPr>
-          <w:rFonts w:ascii="Calibri" w:eastAsia="Calibri" w:hAnsi="Calibri" w:cs="Calibri"/>
-          <w:sz w:val="24"/>
-          <w:szCs w:val="24"/>
-          <w:highlight w:val="white"/>
-        </w:rPr>
-        <w:t>p.m</w:t>
-      </w:r>
-      <w:proofErr w:type="spellEnd"/>
-      <w:r>
-        <w:rPr>
-          <w:rFonts w:ascii="Calibri" w:eastAsia="Calibri" w:hAnsi="Calibri" w:cs="Calibri"/>
-          <w:sz w:val="24"/>
-          <w:szCs w:val="24"/>
-          <w:highlight w:val="white"/>
-        </w:rPr>
-        <w:t>) = 3 puntos</w:t>
-      </w:r>
-    </w:p>
-    <w:p>
-      <w:pPr>
-        <w:spacing w:before="240" w:line="240" w:lineRule="auto"/>
-        <w:jc w:val="both"/>
-        <w:rPr>
-          <w:rFonts w:ascii="Calibri" w:eastAsia="Calibri" w:hAnsi="Calibri" w:cs="Calibri"/>
-          <w:sz w:val="24"/>
-          <w:szCs w:val="24"/>
-          <w:highlight w:val="white"/>
-        </w:rPr>
-      </w:pPr>
-      <w:r>
-        <w:rPr>
-          <w:rFonts w:ascii="Calibri" w:eastAsia="Calibri" w:hAnsi="Calibri" w:cs="Calibri"/>
-          <w:sz w:val="24"/>
-          <w:szCs w:val="24"/>
-          <w:highlight w:val="white"/>
-        </w:rPr>
-        <w:t xml:space="preserve">Tarde-noche (18:01 </w:t>
-      </w:r>
-      <w:proofErr w:type="spellStart"/>
-      <w:r>
-        <w:rPr>
-          <w:rFonts w:ascii="Calibri" w:eastAsia="Calibri" w:hAnsi="Calibri" w:cs="Calibri"/>
-          <w:sz w:val="24"/>
-          <w:szCs w:val="24"/>
-          <w:highlight w:val="white"/>
-        </w:rPr>
-        <w:t>p.m</w:t>
-      </w:r>
-      <w:proofErr w:type="spellEnd"/>
-      <w:r>
-        <w:rPr>
-          <w:rFonts w:ascii="Calibri" w:eastAsia="Calibri" w:hAnsi="Calibri" w:cs="Calibri"/>
-          <w:sz w:val="24"/>
-          <w:szCs w:val="24"/>
-          <w:highlight w:val="white"/>
-        </w:rPr>
-        <w:t xml:space="preserve"> - 20:30 </w:t>
-      </w:r>
-      <w:proofErr w:type="spellStart"/>
-      <w:r>
-        <w:rPr>
-          <w:rFonts w:ascii="Calibri" w:eastAsia="Calibri" w:hAnsi="Calibri" w:cs="Calibri"/>
-          <w:sz w:val="24"/>
-          <w:szCs w:val="24"/>
-          <w:highlight w:val="white"/>
-        </w:rPr>
-        <w:t>p.m</w:t>
-      </w:r>
-      <w:proofErr w:type="spellEnd"/>
-      <w:r>
-        <w:rPr>
-          <w:rFonts w:ascii="Calibri" w:eastAsia="Calibri" w:hAnsi="Calibri" w:cs="Calibri"/>
-          <w:sz w:val="24"/>
-          <w:szCs w:val="24"/>
-          <w:highlight w:val="white"/>
-        </w:rPr>
-        <w:t>) = 2 puntos</w:t>
+        <w:t>Mañana (6:00 a.m - 12:00 p.m) =4 puntos</w:t>
+      </w:r>
+    </w:p>
+    <w:p>
+      <w:pPr>
+        <w:spacing w:before="240" w:line="240" w:lineRule="auto"/>
+        <w:jc w:val="both"/>
+        <w:rPr>
+          <w:rFonts w:ascii="Calibri" w:eastAsia="Calibri" w:hAnsi="Calibri" w:cs="Calibri"/>
+          <w:sz w:val="24"/>
+          <w:szCs w:val="24"/>
+          <w:highlight w:val="white"/>
+        </w:rPr>
+      </w:pPr>
+      <w:r>
+        <w:rPr>
+          <w:rFonts w:ascii="Calibri" w:eastAsia="Calibri" w:hAnsi="Calibri" w:cs="Calibri"/>
+          <w:sz w:val="24"/>
+          <w:szCs w:val="24"/>
+          <w:highlight w:val="white"/>
+        </w:rPr>
+        <w:t>Tarde (12:01 p.m - 18:00 p.m) = 3 puntos</w:t>
+      </w:r>
+    </w:p>
+    <w:p>
+      <w:pPr>
+        <w:spacing w:before="240" w:line="240" w:lineRule="auto"/>
+        <w:jc w:val="both"/>
+        <w:rPr>
+          <w:rFonts w:ascii="Calibri" w:eastAsia="Calibri" w:hAnsi="Calibri" w:cs="Calibri"/>
+          <w:sz w:val="24"/>
+          <w:szCs w:val="24"/>
+          <w:highlight w:val="white"/>
+        </w:rPr>
+      </w:pPr>
+      <w:r>
+        <w:rPr>
+          <w:rFonts w:ascii="Calibri" w:eastAsia="Calibri" w:hAnsi="Calibri" w:cs="Calibri"/>
+          <w:sz w:val="24"/>
+          <w:szCs w:val="24"/>
+          <w:highlight w:val="white"/>
+        </w:rPr>
+        <w:t>Tarde-noche (18:01 p.m - 20:30 p.m) = 2 puntos</w:t>
       </w:r>
     </w:p>
     <w:p>
@@ -4261,51 +3745,7 @@
           <w:highlight w:val="white"/>
           <w:lang w:val="en-US"/>
         </w:rPr>
-        <w:t xml:space="preserve">Noche (20:31 </w:t>
-      </w:r>
-      <w:proofErr w:type="spellStart"/>
-      <w:r>
-        <w:rPr>
-          <w:rFonts w:ascii="Calibri" w:eastAsia="Calibri" w:hAnsi="Calibri" w:cs="Calibri"/>
-          <w:sz w:val="24"/>
-          <w:szCs w:val="24"/>
-          <w:highlight w:val="white"/>
-          <w:lang w:val="en-US"/>
-        </w:rPr>
-        <w:t>p.m</w:t>
-      </w:r>
-      <w:proofErr w:type="spellEnd"/>
-      <w:r>
-        <w:rPr>
-          <w:rFonts w:ascii="Calibri" w:eastAsia="Calibri" w:hAnsi="Calibri" w:cs="Calibri"/>
-          <w:sz w:val="24"/>
-          <w:szCs w:val="24"/>
-          <w:highlight w:val="white"/>
-          <w:lang w:val="en-US"/>
-        </w:rPr>
-        <w:t xml:space="preserve"> - 05:59 </w:t>
-      </w:r>
-      <w:proofErr w:type="spellStart"/>
-      <w:r>
-        <w:rPr>
-          <w:rFonts w:ascii="Calibri" w:eastAsia="Calibri" w:hAnsi="Calibri" w:cs="Calibri"/>
-          <w:sz w:val="24"/>
-          <w:szCs w:val="24"/>
-          <w:highlight w:val="white"/>
-          <w:lang w:val="en-US"/>
-        </w:rPr>
-        <w:t>a.m</w:t>
-      </w:r>
-      <w:proofErr w:type="spellEnd"/>
-      <w:r>
-        <w:rPr>
-          <w:rFonts w:ascii="Calibri" w:eastAsia="Calibri" w:hAnsi="Calibri" w:cs="Calibri"/>
-          <w:sz w:val="24"/>
-          <w:szCs w:val="24"/>
-          <w:highlight w:val="white"/>
-          <w:lang w:val="en-US"/>
-        </w:rPr>
-        <w:t>) = 1 punto</w:t>
+        <w:t>Noche (20:31 p.m - 05:59 a.m) = 1 punto</w:t>
       </w:r>
     </w:p>
     <w:p>
@@ -4484,27 +3924,7 @@
           <w:szCs w:val="24"/>
           <w:highlight w:val="white"/>
         </w:rPr>
-        <w:t xml:space="preserve">*En este índice el método de agregación es </w:t>
-      </w:r>
-      <w:proofErr w:type="spellStart"/>
-      <w:r>
-        <w:rPr>
-          <w:rFonts w:ascii="Calibri" w:eastAsia="Calibri" w:hAnsi="Calibri" w:cs="Calibri"/>
-          <w:sz w:val="24"/>
-          <w:szCs w:val="24"/>
-          <w:highlight w:val="white"/>
-        </w:rPr>
-        <w:t>autoponderado</w:t>
-      </w:r>
-      <w:proofErr w:type="spellEnd"/>
-      <w:r>
-        <w:rPr>
-          <w:rFonts w:ascii="Calibri" w:eastAsia="Calibri" w:hAnsi="Calibri" w:cs="Calibri"/>
-          <w:sz w:val="24"/>
-          <w:szCs w:val="24"/>
-          <w:highlight w:val="white"/>
-        </w:rPr>
-        <w:t xml:space="preserve"> en función de dar igual importancia a cada aspecto de la movilidad cotidiana, </w:t>
+        <w:t xml:space="preserve">*En este índice el método de agregación es autoponderado en función de dar igual importancia a cada aspecto de la movilidad cotidiana, </w:t>
       </w:r>
       <w:commentRangeStart w:id="10"/>
       <w:r>
@@ -5256,27 +4676,7 @@
           <w:szCs w:val="24"/>
           <w:highlight w:val="white"/>
         </w:rPr>
-        <w:t xml:space="preserve">*En este índice el método de agregación es </w:t>
-      </w:r>
-      <w:proofErr w:type="spellStart"/>
-      <w:r>
-        <w:rPr>
-          <w:rFonts w:ascii="Calibri" w:eastAsia="Calibri" w:hAnsi="Calibri" w:cs="Calibri"/>
-          <w:sz w:val="24"/>
-          <w:szCs w:val="24"/>
-          <w:highlight w:val="white"/>
-        </w:rPr>
-        <w:t>autoponderado</w:t>
-      </w:r>
-      <w:proofErr w:type="spellEnd"/>
-      <w:r>
-        <w:rPr>
-          <w:rFonts w:ascii="Calibri" w:eastAsia="Calibri" w:hAnsi="Calibri" w:cs="Calibri"/>
-          <w:sz w:val="24"/>
-          <w:szCs w:val="24"/>
-          <w:highlight w:val="white"/>
-        </w:rPr>
-        <w:t xml:space="preserve"> porque no se asignan pesos específicos a las preguntas, </w:t>
+        <w:t xml:space="preserve">*En este índice el método de agregación es autoponderado porque no se asignan pesos específicos a las preguntas, </w:t>
       </w:r>
       <w:commentRangeStart w:id="14"/>
       <w:r>
@@ -5339,7 +4739,10 @@
         <w:annotationRef/>
       </w:r>
       <w:r>
-        <w:t>70% (extraño)</w:t>
+        <w:t>80</w:t>
+      </w:r>
+      <w:r>
+        <w:t>% (extraño)</w:t>
       </w:r>
     </w:p>
   </w:comment>
@@ -5423,13 +4826,8 @@
         <w:pStyle w:val="Textocomentario"/>
       </w:pPr>
       <w:r>
-        <w:t xml:space="preserve">- abierta, cerrada simple, cerrada </w:t>
-      </w:r>
-      <w:proofErr w:type="spellStart"/>
-      <w:r>
-        <w:t>múlitple</w:t>
-      </w:r>
-      <w:proofErr w:type="spellEnd"/>
+        <w:t>- abierta, cerrada simple, cerrada múlitple</w:t>
+      </w:r>
     </w:p>
     <w:p>
       <w:pPr>
@@ -5484,11 +4882,9 @@
         </w:rPr>
         <w:annotationRef/>
       </w:r>
-      <w:proofErr w:type="gramStart"/>
       <w:r>
         <w:t>Es múltiple o simple?</w:t>
       </w:r>
-      <w:proofErr w:type="gramEnd"/>
     </w:p>
   </w:comment>
   <w:comment w:id="7" w:author="Sebastián Matías Muñoz Tapia" w:date="2025-04-10T14:36:00Z" w:initials="SM">
@@ -5550,11 +4946,9 @@
         </w:rPr>
         <w:annotationRef/>
       </w:r>
-      <w:proofErr w:type="gramStart"/>
       <w:r>
         <w:t>Por qué???</w:t>
       </w:r>
-      <w:proofErr w:type="gramEnd"/>
     </w:p>
   </w:comment>
   <w:comment w:id="11" w:author="Sebastián Matías Muñoz Tapia" w:date="2025-04-10T14:35:00Z" w:initials="SM">
@@ -5577,13 +4971,8 @@
         <w:pStyle w:val="Textocomentario"/>
       </w:pPr>
       <w:r>
-        <w:t xml:space="preserve">Me suena a respuesta de </w:t>
-      </w:r>
-      <w:proofErr w:type="spellStart"/>
-      <w:r>
-        <w:t>ChatGPT</w:t>
-      </w:r>
-      <w:proofErr w:type="spellEnd"/>
+        <w:t>Me suena a respuesta de ChatGPT</w:t>
+      </w:r>
     </w:p>
   </w:comment>
   <w:comment w:id="12" w:author="Sebastián Matías Muñoz Tapia" w:date="2025-04-10T14:40:00Z" w:initials="SM">
